--- a/2520090137_Skill/Skill-01/Skill-01_Report.docx
+++ b/2520090137_Skill/Skill-01/Skill-01_Report.docx
@@ -4,25 +4,33 @@
   <w:body>
     <w:p>
       <w:pPr>
-        <w:pStyle w:val="Title"/>
+        <w:jc w:val="center"/>
       </w:pPr>
       <w:r>
-        <w:t>Operating Systems &amp; System Programming (OSSP)</w:t>
+        <w:rPr>
+          <w:rFonts w:ascii="Calibri" w:hAnsi="Calibri"/>
+          <w:b/>
+          <w:color w:val="003366"/>
+          <w:sz w:val="40"/>
+        </w:rPr>
+        <w:t>Operating Systems and System Programming</w:t>
       </w:r>
     </w:p>
     <w:p>
       <w:pPr>
-        <w:pStyle w:val="Heading1"/>
+        <w:jc w:val="center"/>
       </w:pPr>
       <w:r>
-        <w:t>Skill Activity 01: Linux Environment, Process Control &amp; Tooling</w:t>
-      </w:r>
-    </w:p>
-    <w:p>
-      <w:r>
-        <w:t>Team / Roll No: 2520090137</w:t>
+        <w:rPr>
+          <w:rFonts w:ascii="Calibri" w:hAnsi="Calibri"/>
+          <w:i/>
+          <w:color w:val="646464"/>
+          <w:sz w:val="24"/>
+        </w:rPr>
+        <w:t>Skill Activity 01 - Linux Environment &amp; Tooling</w:t>
         <w:br/>
-        <w:t>Course: OSSP (Operating Systems and System Programming)</w:t>
+        <w:t>Roll No: 2520090137 | Course: OSSP</w:t>
+        <w:br/>
       </w:r>
     </w:p>
     <w:p>
@@ -30,24 +38,26 @@
         <w:pStyle w:val="Heading2"/>
       </w:pPr>
       <w:r>
-        <w:t>1. Linux VM &amp; GCC Configuration</w:t>
+        <w:rPr>
+          <w:rFonts w:ascii="Calibri" w:hAnsi="Calibri"/>
+          <w:color w:val="006699"/>
+        </w:rPr>
+        <w:t>1) Install Linux VM/WSL and Configure GCC</w:t>
       </w:r>
     </w:p>
     <w:p>
       <w:r>
-        <w:t>Description &amp; Aim: Configured GCC build environment on Linux VM/WSL.</w:t>
-      </w:r>
-    </w:p>
-    <w:p>
-      <w:r>
-        <w:t>Code / Command Screenshot:</w:t>
+        <w:rPr>
+          <w:b/>
+        </w:rPr>
+        <w:t>Terminal Screenshot:</w:t>
       </w:r>
     </w:p>
     <w:p>
       <w:r>
         <w:drawing>
           <wp:inline xmlns:a="http://schemas.openxmlformats.org/drawingml/2006/main" xmlns:pic="http://schemas.openxmlformats.org/drawingml/2006/picture">
-            <wp:extent cx="5486400" cy="971877"/>
+            <wp:extent cx="5669280" cy="1034644"/>
             <wp:docPr id="1" name="Picture 1"/>
             <wp:cNvGraphicFramePr>
               <a:graphicFrameLocks noChangeAspect="1"/>
@@ -56,7 +66,7 @@
               <a:graphicData uri="http://schemas.openxmlformats.org/drawingml/2006/picture">
                 <pic:pic>
                   <pic:nvPicPr>
-                    <pic:cNvPr id="0" name="skill_1_code.png"/>
+                    <pic:cNvPr id="0" name="win_skill_1.png"/>
                     <pic:cNvPicPr/>
                   </pic:nvPicPr>
                   <pic:blipFill>
@@ -68,7 +78,7 @@
                   <pic:spPr>
                     <a:xfrm>
                       <a:off x="0" y="0"/>
-                      <a:ext cx="5486400" cy="971877"/>
+                      <a:ext cx="5669280" cy="1034644"/>
                     </a:xfrm>
                     <a:prstGeom prst="rect"/>
                   </pic:spPr>
@@ -79,16 +89,32 @@
         </w:drawing>
       </w:r>
     </w:p>
+    <w:p/>
+    <w:p>
+      <w:pPr>
+        <w:pStyle w:val="Heading2"/>
+      </w:pPr>
+      <w:r>
+        <w:rPr>
+          <w:rFonts w:ascii="Calibri" w:hAnsi="Calibri"/>
+          <w:color w:val="006699"/>
+        </w:rPr>
+        <w:t>2) Linux Shell and Basic Commands</w:t>
+      </w:r>
+    </w:p>
     <w:p>
       <w:r>
-        <w:t>Output Screenshot:</w:t>
+        <w:rPr>
+          <w:b/>
+        </w:rPr>
+        <w:t>Terminal Screenshot:</w:t>
       </w:r>
     </w:p>
     <w:p>
       <w:r>
         <w:drawing>
           <wp:inline xmlns:a="http://schemas.openxmlformats.org/drawingml/2006/main" xmlns:pic="http://schemas.openxmlformats.org/drawingml/2006/picture">
-            <wp:extent cx="5486400" cy="1144306"/>
+            <wp:extent cx="5669280" cy="1318108"/>
             <wp:docPr id="2" name="Picture 2"/>
             <wp:cNvGraphicFramePr>
               <a:graphicFrameLocks noChangeAspect="1"/>
@@ -97,7 +123,7 @@
               <a:graphicData uri="http://schemas.openxmlformats.org/drawingml/2006/picture">
                 <pic:pic>
                   <pic:nvPicPr>
-                    <pic:cNvPr id="0" name="skill_1_output.png"/>
+                    <pic:cNvPr id="0" name="win_skill_2.png"/>
                     <pic:cNvPicPr/>
                   </pic:nvPicPr>
                   <pic:blipFill>
@@ -109,7 +135,7 @@
                   <pic:spPr>
                     <a:xfrm>
                       <a:off x="0" y="0"/>
-                      <a:ext cx="5486400" cy="1144306"/>
+                      <a:ext cx="5669280" cy="1318108"/>
                     </a:xfrm>
                     <a:prstGeom prst="rect"/>
                   </pic:spPr>
@@ -120,29 +146,32 @@
         </w:drawing>
       </w:r>
     </w:p>
+    <w:p/>
     <w:p>
       <w:pPr>
         <w:pStyle w:val="Heading2"/>
       </w:pPr>
       <w:r>
-        <w:t>2. Linux Shell &amp; File Management Commands</w:t>
+        <w:rPr>
+          <w:rFonts w:ascii="Calibri" w:hAnsi="Calibri"/>
+          <w:color w:val="006699"/>
+        </w:rPr>
+        <w:t>3) Git Repository and Project Structure</w:t>
       </w:r>
     </w:p>
     <w:p>
       <w:r>
-        <w:t>Description &amp; Aim: Practiced Linux file manipulation &amp; directory management commands.</w:t>
-      </w:r>
-    </w:p>
-    <w:p>
-      <w:r>
-        <w:t>Code / Command Screenshot:</w:t>
+        <w:rPr>
+          <w:b/>
+        </w:rPr>
+        <w:t>Terminal Screenshot:</w:t>
       </w:r>
     </w:p>
     <w:p>
       <w:r>
         <w:drawing>
           <wp:inline xmlns:a="http://schemas.openxmlformats.org/drawingml/2006/main" xmlns:pic="http://schemas.openxmlformats.org/drawingml/2006/picture">
-            <wp:extent cx="5486400" cy="1661595"/>
+            <wp:extent cx="5669280" cy="1176376"/>
             <wp:docPr id="3" name="Picture 3"/>
             <wp:cNvGraphicFramePr>
               <a:graphicFrameLocks noChangeAspect="1"/>
@@ -151,7 +180,7 @@
               <a:graphicData uri="http://schemas.openxmlformats.org/drawingml/2006/picture">
                 <pic:pic>
                   <pic:nvPicPr>
-                    <pic:cNvPr id="0" name="skill_2_code.png"/>
+                    <pic:cNvPr id="0" name="win_skill_3.png"/>
                     <pic:cNvPicPr/>
                   </pic:nvPicPr>
                   <pic:blipFill>
@@ -163,7 +192,7 @@
                   <pic:spPr>
                     <a:xfrm>
                       <a:off x="0" y="0"/>
-                      <a:ext cx="5486400" cy="1661595"/>
+                      <a:ext cx="5669280" cy="1176376"/>
                     </a:xfrm>
                     <a:prstGeom prst="rect"/>
                   </pic:spPr>
@@ -174,16 +203,32 @@
         </w:drawing>
       </w:r>
     </w:p>
+    <w:p/>
+    <w:p>
+      <w:pPr>
+        <w:pStyle w:val="Heading2"/>
+      </w:pPr>
+      <w:r>
+        <w:rPr>
+          <w:rFonts w:ascii="Calibri" w:hAnsi="Calibri"/>
+          <w:color w:val="006699"/>
+        </w:rPr>
+        <w:t>4) Shell Architecture and Makefile</w:t>
+      </w:r>
+    </w:p>
     <w:p>
       <w:r>
-        <w:t>Output Screenshot:</w:t>
+        <w:rPr>
+          <w:b/>
+        </w:rPr>
+        <w:t>Terminal Screenshot:</w:t>
       </w:r>
     </w:p>
     <w:p>
       <w:r>
         <w:drawing>
           <wp:inline xmlns:a="http://schemas.openxmlformats.org/drawingml/2006/main" xmlns:pic="http://schemas.openxmlformats.org/drawingml/2006/picture">
-            <wp:extent cx="5486400" cy="1316736"/>
+            <wp:extent cx="5669280" cy="1034644"/>
             <wp:docPr id="4" name="Picture 4"/>
             <wp:cNvGraphicFramePr>
               <a:graphicFrameLocks noChangeAspect="1"/>
@@ -192,7 +237,7 @@
               <a:graphicData uri="http://schemas.openxmlformats.org/drawingml/2006/picture">
                 <pic:pic>
                   <pic:nvPicPr>
-                    <pic:cNvPr id="0" name="skill_2_output.png"/>
+                    <pic:cNvPr id="0" name="win_skill_4.png"/>
                     <pic:cNvPicPr/>
                   </pic:nvPicPr>
                   <pic:blipFill>
@@ -204,7 +249,7 @@
                   <pic:spPr>
                     <a:xfrm>
                       <a:off x="0" y="0"/>
-                      <a:ext cx="5486400" cy="1316736"/>
+                      <a:ext cx="5669280" cy="1034644"/>
                     </a:xfrm>
                     <a:prstGeom prst="rect"/>
                   </pic:spPr>
@@ -215,29 +260,32 @@
         </w:drawing>
       </w:r>
     </w:p>
+    <w:p/>
     <w:p>
       <w:pPr>
         <w:pStyle w:val="Heading2"/>
       </w:pPr>
       <w:r>
-        <w:t>3. Git Repository Initialization &amp; Setup</w:t>
+        <w:rPr>
+          <w:rFonts w:ascii="Calibri" w:hAnsi="Calibri"/>
+          <w:color w:val="006699"/>
+        </w:rPr>
+        <w:t>5) Process Creation using fork()</w:t>
       </w:r>
     </w:p>
     <w:p>
       <w:r>
-        <w:t>Description &amp; Aim: Configured Git repository workspace and branch management.</w:t>
-      </w:r>
-    </w:p>
-    <w:p>
-      <w:r>
-        <w:t>Code / Command Screenshot:</w:t>
+        <w:rPr>
+          <w:b/>
+        </w:rPr>
+        <w:t>Terminal Screenshot:</w:t>
       </w:r>
     </w:p>
     <w:p>
       <w:r>
         <w:drawing>
           <wp:inline xmlns:a="http://schemas.openxmlformats.org/drawingml/2006/main" xmlns:pic="http://schemas.openxmlformats.org/drawingml/2006/picture">
-            <wp:extent cx="5486400" cy="1316736"/>
+            <wp:extent cx="5669280" cy="1034644"/>
             <wp:docPr id="5" name="Picture 5"/>
             <wp:cNvGraphicFramePr>
               <a:graphicFrameLocks noChangeAspect="1"/>
@@ -246,7 +294,7 @@
               <a:graphicData uri="http://schemas.openxmlformats.org/drawingml/2006/picture">
                 <pic:pic>
                   <pic:nvPicPr>
-                    <pic:cNvPr id="0" name="skill_3_code.png"/>
+                    <pic:cNvPr id="0" name="win_skill_5.png"/>
                     <pic:cNvPicPr/>
                   </pic:nvPicPr>
                   <pic:blipFill>
@@ -258,7 +306,7 @@
                   <pic:spPr>
                     <a:xfrm>
                       <a:off x="0" y="0"/>
-                      <a:ext cx="5486400" cy="1316736"/>
+                      <a:ext cx="5669280" cy="1034644"/>
                     </a:xfrm>
                     <a:prstGeom prst="rect"/>
                   </pic:spPr>
@@ -269,16 +317,32 @@
         </w:drawing>
       </w:r>
     </w:p>
+    <w:p/>
+    <w:p>
+      <w:pPr>
+        <w:pStyle w:val="Heading2"/>
+      </w:pPr>
+      <w:r>
+        <w:rPr>
+          <w:rFonts w:ascii="Calibri" w:hAnsi="Calibri"/>
+          <w:color w:val="006699"/>
+        </w:rPr>
+        <w:t>6) Process Replacement using the exec() Family</w:t>
+      </w:r>
+    </w:p>
     <w:p>
       <w:r>
-        <w:t>Output Screenshot:</w:t>
+        <w:rPr>
+          <w:b/>
+        </w:rPr>
+        <w:t>Terminal Screenshot:</w:t>
       </w:r>
     </w:p>
     <w:p>
       <w:r>
         <w:drawing>
           <wp:inline xmlns:a="http://schemas.openxmlformats.org/drawingml/2006/main" xmlns:pic="http://schemas.openxmlformats.org/drawingml/2006/picture">
-            <wp:extent cx="5486400" cy="1144306"/>
+            <wp:extent cx="5669280" cy="1176376"/>
             <wp:docPr id="6" name="Picture 6"/>
             <wp:cNvGraphicFramePr>
               <a:graphicFrameLocks noChangeAspect="1"/>
@@ -287,7 +351,7 @@
               <a:graphicData uri="http://schemas.openxmlformats.org/drawingml/2006/picture">
                 <pic:pic>
                   <pic:nvPicPr>
-                    <pic:cNvPr id="0" name="skill_3_output.png"/>
+                    <pic:cNvPr id="0" name="win_skill_6.png"/>
                     <pic:cNvPicPr/>
                   </pic:nvPicPr>
                   <pic:blipFill>
@@ -299,7 +363,7 @@
                   <pic:spPr>
                     <a:xfrm>
                       <a:off x="0" y="0"/>
-                      <a:ext cx="5486400" cy="1144306"/>
+                      <a:ext cx="5669280" cy="1176376"/>
                     </a:xfrm>
                     <a:prstGeom prst="rect"/>
                   </pic:spPr>
@@ -310,29 +374,32 @@
         </w:drawing>
       </w:r>
     </w:p>
+    <w:p/>
     <w:p>
       <w:pPr>
         <w:pStyle w:val="Heading2"/>
       </w:pPr>
       <w:r>
-        <w:t>4. Shell Architecture &amp; Makefile Automation</w:t>
+        <w:rPr>
+          <w:rFonts w:ascii="Calibri" w:hAnsi="Calibri"/>
+          <w:color w:val="006699"/>
+        </w:rPr>
+        <w:t>7) Parent-Child Synchronization using wait()</w:t>
       </w:r>
     </w:p>
     <w:p>
       <w:r>
-        <w:t>Description &amp; Aim: Understood Shell architecture layers (User -&gt; Shell -&gt; Kernel -&gt; Hardware) and build scripts.</w:t>
-      </w:r>
-    </w:p>
-    <w:p>
-      <w:r>
-        <w:t>Code / Command Screenshot:</w:t>
+        <w:rPr>
+          <w:b/>
+        </w:rPr>
+        <w:t>Terminal Screenshot:</w:t>
       </w:r>
     </w:p>
     <w:p>
       <w:r>
         <w:drawing>
           <wp:inline xmlns:a="http://schemas.openxmlformats.org/drawingml/2006/main" xmlns:pic="http://schemas.openxmlformats.org/drawingml/2006/picture">
-            <wp:extent cx="5486400" cy="1144306"/>
+            <wp:extent cx="5669280" cy="1176376"/>
             <wp:docPr id="7" name="Picture 7"/>
             <wp:cNvGraphicFramePr>
               <a:graphicFrameLocks noChangeAspect="1"/>
@@ -341,7 +408,7 @@
               <a:graphicData uri="http://schemas.openxmlformats.org/drawingml/2006/picture">
                 <pic:pic>
                   <pic:nvPicPr>
-                    <pic:cNvPr id="0" name="skill_4_code.png"/>
+                    <pic:cNvPr id="0" name="win_skill_7.png"/>
                     <pic:cNvPicPr/>
                   </pic:nvPicPr>
                   <pic:blipFill>
@@ -353,7 +420,7 @@
                   <pic:spPr>
                     <a:xfrm>
                       <a:off x="0" y="0"/>
-                      <a:ext cx="5486400" cy="1144306"/>
+                      <a:ext cx="5669280" cy="1176376"/>
                     </a:xfrm>
                     <a:prstGeom prst="rect"/>
                   </pic:spPr>
@@ -364,16 +431,32 @@
         </w:drawing>
       </w:r>
     </w:p>
+    <w:p/>
+    <w:p>
+      <w:pPr>
+        <w:pStyle w:val="Heading2"/>
+      </w:pPr>
+      <w:r>
+        <w:rPr>
+          <w:rFonts w:ascii="Calibri" w:hAnsi="Calibri"/>
+          <w:color w:val="006699"/>
+        </w:rPr>
+        <w:t>8) Process Tree Analysis</w:t>
+      </w:r>
+    </w:p>
     <w:p>
       <w:r>
-        <w:t>Output Screenshot:</w:t>
+        <w:rPr>
+          <w:b/>
+        </w:rPr>
+        <w:t>Terminal Screenshot:</w:t>
       </w:r>
     </w:p>
     <w:p>
       <w:r>
         <w:drawing>
           <wp:inline xmlns:a="http://schemas.openxmlformats.org/drawingml/2006/main" xmlns:pic="http://schemas.openxmlformats.org/drawingml/2006/picture">
-            <wp:extent cx="5486400" cy="1316736"/>
+            <wp:extent cx="5669280" cy="892912"/>
             <wp:docPr id="8" name="Picture 8"/>
             <wp:cNvGraphicFramePr>
               <a:graphicFrameLocks noChangeAspect="1"/>
@@ -382,7 +465,7 @@
               <a:graphicData uri="http://schemas.openxmlformats.org/drawingml/2006/picture">
                 <pic:pic>
                   <pic:nvPicPr>
-                    <pic:cNvPr id="0" name="skill_4_output.png"/>
+                    <pic:cNvPr id="0" name="win_skill_8.png"/>
                     <pic:cNvPicPr/>
                   </pic:nvPicPr>
                   <pic:blipFill>
@@ -394,7 +477,7 @@
                   <pic:spPr>
                     <a:xfrm>
                       <a:off x="0" y="0"/>
-                      <a:ext cx="5486400" cy="1316736"/>
+                      <a:ext cx="5669280" cy="892912"/>
                     </a:xfrm>
                     <a:prstGeom prst="rect"/>
                   </pic:spPr>
@@ -405,29 +488,32 @@
         </w:drawing>
       </w:r>
     </w:p>
+    <w:p/>
     <w:p>
       <w:pPr>
         <w:pStyle w:val="Heading2"/>
       </w:pPr>
       <w:r>
-        <w:t>5. Process Creation using fork()</w:t>
+        <w:rPr>
+          <w:rFonts w:ascii="Calibri" w:hAnsi="Calibri"/>
+          <w:color w:val="006699"/>
+        </w:rPr>
+        <w:t>9) System Call Tracing</w:t>
       </w:r>
     </w:p>
     <w:p>
       <w:r>
-        <w:t>Description &amp; Aim: Analyzed process abstraction and PID hierarchy using getpid() and getppid().</w:t>
-      </w:r>
-    </w:p>
-    <w:p>
-      <w:r>
-        <w:t>Code / Command Screenshot:</w:t>
+        <w:rPr>
+          <w:b/>
+        </w:rPr>
+        <w:t>Terminal Screenshot:</w:t>
       </w:r>
     </w:p>
     <w:p>
       <w:r>
         <w:drawing>
           <wp:inline xmlns:a="http://schemas.openxmlformats.org/drawingml/2006/main" xmlns:pic="http://schemas.openxmlformats.org/drawingml/2006/picture">
-            <wp:extent cx="5486400" cy="2006455"/>
+            <wp:extent cx="5669280" cy="1176376"/>
             <wp:docPr id="9" name="Picture 9"/>
             <wp:cNvGraphicFramePr>
               <a:graphicFrameLocks noChangeAspect="1"/>
@@ -436,7 +522,7 @@
               <a:graphicData uri="http://schemas.openxmlformats.org/drawingml/2006/picture">
                 <pic:pic>
                   <pic:nvPicPr>
-                    <pic:cNvPr id="0" name="skill_5_code.png"/>
+                    <pic:cNvPr id="0" name="win_skill_9.png"/>
                     <pic:cNvPicPr/>
                   </pic:nvPicPr>
                   <pic:blipFill>
@@ -448,7 +534,7 @@
                   <pic:spPr>
                     <a:xfrm>
                       <a:off x="0" y="0"/>
-                      <a:ext cx="5486400" cy="2006455"/>
+                      <a:ext cx="5669280" cy="1176376"/>
                     </a:xfrm>
                     <a:prstGeom prst="rect"/>
                   </pic:spPr>
@@ -459,16 +545,32 @@
         </w:drawing>
       </w:r>
     </w:p>
+    <w:p/>
+    <w:p>
+      <w:pPr>
+        <w:pStyle w:val="Heading2"/>
+      </w:pPr>
+      <w:r>
+        <w:rPr>
+          <w:rFonts w:ascii="Calibri" w:hAnsi="Calibri"/>
+          <w:color w:val="006699"/>
+        </w:rPr>
+        <w:t>10) Mini Shell Program</w:t>
+      </w:r>
+    </w:p>
     <w:p>
       <w:r>
-        <w:t>Output Screenshot:</w:t>
+        <w:rPr>
+          <w:b/>
+        </w:rPr>
+        <w:t>Terminal Screenshot:</w:t>
       </w:r>
     </w:p>
     <w:p>
       <w:r>
         <w:drawing>
           <wp:inline xmlns:a="http://schemas.openxmlformats.org/drawingml/2006/main" xmlns:pic="http://schemas.openxmlformats.org/drawingml/2006/picture">
-            <wp:extent cx="5486400" cy="1144306"/>
+            <wp:extent cx="5669280" cy="1176376"/>
             <wp:docPr id="10" name="Picture 10"/>
             <wp:cNvGraphicFramePr>
               <a:graphicFrameLocks noChangeAspect="1"/>
@@ -477,7 +579,7 @@
               <a:graphicData uri="http://schemas.openxmlformats.org/drawingml/2006/picture">
                 <pic:pic>
                   <pic:nvPicPr>
-                    <pic:cNvPr id="0" name="skill_5_output.png"/>
+                    <pic:cNvPr id="0" name="win_skill_10.png"/>
                     <pic:cNvPicPr/>
                   </pic:nvPicPr>
                   <pic:blipFill>
@@ -489,7 +591,7 @@
                   <pic:spPr>
                     <a:xfrm>
                       <a:off x="0" y="0"/>
-                      <a:ext cx="5486400" cy="1144306"/>
+                      <a:ext cx="5669280" cy="1176376"/>
                     </a:xfrm>
                     <a:prstGeom prst="rect"/>
                   </pic:spPr>
@@ -500,484 +602,10 @@
         </w:drawing>
       </w:r>
     </w:p>
-    <w:p>
-      <w:pPr>
-        <w:pStyle w:val="Heading2"/>
-      </w:pPr>
-      <w:r>
-        <w:t>6. Process Replacement using exec() Family</w:t>
-      </w:r>
-    </w:p>
-    <w:p>
-      <w:r>
-        <w:t>Description &amp; Aim: Replaced current process address space with new program binary.</w:t>
-      </w:r>
-    </w:p>
-    <w:p>
-      <w:r>
-        <w:t>Code / Command Screenshot:</w:t>
-      </w:r>
-    </w:p>
-    <w:p>
-      <w:r>
-        <w:drawing>
-          <wp:inline xmlns:a="http://schemas.openxmlformats.org/drawingml/2006/main" xmlns:pic="http://schemas.openxmlformats.org/drawingml/2006/picture">
-            <wp:extent cx="5486400" cy="2006455"/>
-            <wp:docPr id="11" name="Picture 11"/>
-            <wp:cNvGraphicFramePr>
-              <a:graphicFrameLocks noChangeAspect="1"/>
-            </wp:cNvGraphicFramePr>
-            <a:graphic>
-              <a:graphicData uri="http://schemas.openxmlformats.org/drawingml/2006/picture">
-                <pic:pic>
-                  <pic:nvPicPr>
-                    <pic:cNvPr id="0" name="skill_6_code.png"/>
-                    <pic:cNvPicPr/>
-                  </pic:nvPicPr>
-                  <pic:blipFill>
-                    <a:blip r:embed="rId19"/>
-                    <a:stretch>
-                      <a:fillRect/>
-                    </a:stretch>
-                  </pic:blipFill>
-                  <pic:spPr>
-                    <a:xfrm>
-                      <a:off x="0" y="0"/>
-                      <a:ext cx="5486400" cy="2006455"/>
-                    </a:xfrm>
-                    <a:prstGeom prst="rect"/>
-                  </pic:spPr>
-                </pic:pic>
-              </a:graphicData>
-            </a:graphic>
-          </wp:inline>
-        </w:drawing>
-      </w:r>
-    </w:p>
-    <w:p>
-      <w:r>
-        <w:t>Output Screenshot:</w:t>
-      </w:r>
-    </w:p>
-    <w:p>
-      <w:r>
-        <w:drawing>
-          <wp:inline xmlns:a="http://schemas.openxmlformats.org/drawingml/2006/main" xmlns:pic="http://schemas.openxmlformats.org/drawingml/2006/picture">
-            <wp:extent cx="5486400" cy="1144306"/>
-            <wp:docPr id="12" name="Picture 12"/>
-            <wp:cNvGraphicFramePr>
-              <a:graphicFrameLocks noChangeAspect="1"/>
-            </wp:cNvGraphicFramePr>
-            <a:graphic>
-              <a:graphicData uri="http://schemas.openxmlformats.org/drawingml/2006/picture">
-                <pic:pic>
-                  <pic:nvPicPr>
-                    <pic:cNvPr id="0" name="skill_6_output.png"/>
-                    <pic:cNvPicPr/>
-                  </pic:nvPicPr>
-                  <pic:blipFill>
-                    <a:blip r:embed="rId20"/>
-                    <a:stretch>
-                      <a:fillRect/>
-                    </a:stretch>
-                  </pic:blipFill>
-                  <pic:spPr>
-                    <a:xfrm>
-                      <a:off x="0" y="0"/>
-                      <a:ext cx="5486400" cy="1144306"/>
-                    </a:xfrm>
-                    <a:prstGeom prst="rect"/>
-                  </pic:spPr>
-                </pic:pic>
-              </a:graphicData>
-            </a:graphic>
-          </wp:inline>
-        </w:drawing>
-      </w:r>
-    </w:p>
-    <w:p>
-      <w:pPr>
-        <w:pStyle w:val="Heading2"/>
-      </w:pPr>
-      <w:r>
-        <w:t>7. Parent-Child Synchronization via wait()</w:t>
-      </w:r>
-    </w:p>
-    <w:p>
-      <w:r>
-        <w:t>Description &amp; Aim: Synchronized parent execution with child termination.</w:t>
-      </w:r>
-    </w:p>
-    <w:p>
-      <w:r>
-        <w:t>Code / Command Screenshot:</w:t>
-      </w:r>
-    </w:p>
-    <w:p>
-      <w:r>
-        <w:drawing>
-          <wp:inline xmlns:a="http://schemas.openxmlformats.org/drawingml/2006/main" xmlns:pic="http://schemas.openxmlformats.org/drawingml/2006/picture">
-            <wp:extent cx="5486400" cy="2696174"/>
-            <wp:docPr id="13" name="Picture 13"/>
-            <wp:cNvGraphicFramePr>
-              <a:graphicFrameLocks noChangeAspect="1"/>
-            </wp:cNvGraphicFramePr>
-            <a:graphic>
-              <a:graphicData uri="http://schemas.openxmlformats.org/drawingml/2006/picture">
-                <pic:pic>
-                  <pic:nvPicPr>
-                    <pic:cNvPr id="0" name="skill_7_code.png"/>
-                    <pic:cNvPicPr/>
-                  </pic:nvPicPr>
-                  <pic:blipFill>
-                    <a:blip r:embed="rId21"/>
-                    <a:stretch>
-                      <a:fillRect/>
-                    </a:stretch>
-                  </pic:blipFill>
-                  <pic:spPr>
-                    <a:xfrm>
-                      <a:off x="0" y="0"/>
-                      <a:ext cx="5486400" cy="2696174"/>
-                    </a:xfrm>
-                    <a:prstGeom prst="rect"/>
-                  </pic:spPr>
-                </pic:pic>
-              </a:graphicData>
-            </a:graphic>
-          </wp:inline>
-        </w:drawing>
-      </w:r>
-    </w:p>
-    <w:p>
-      <w:r>
-        <w:t>Output Screenshot:</w:t>
-      </w:r>
-    </w:p>
-    <w:p>
-      <w:r>
-        <w:drawing>
-          <wp:inline xmlns:a="http://schemas.openxmlformats.org/drawingml/2006/main" xmlns:pic="http://schemas.openxmlformats.org/drawingml/2006/picture">
-            <wp:extent cx="5486400" cy="971877"/>
-            <wp:docPr id="14" name="Picture 14"/>
-            <wp:cNvGraphicFramePr>
-              <a:graphicFrameLocks noChangeAspect="1"/>
-            </wp:cNvGraphicFramePr>
-            <a:graphic>
-              <a:graphicData uri="http://schemas.openxmlformats.org/drawingml/2006/picture">
-                <pic:pic>
-                  <pic:nvPicPr>
-                    <pic:cNvPr id="0" name="skill_7_output.png"/>
-                    <pic:cNvPicPr/>
-                  </pic:nvPicPr>
-                  <pic:blipFill>
-                    <a:blip r:embed="rId22"/>
-                    <a:stretch>
-                      <a:fillRect/>
-                    </a:stretch>
-                  </pic:blipFill>
-                  <pic:spPr>
-                    <a:xfrm>
-                      <a:off x="0" y="0"/>
-                      <a:ext cx="5486400" cy="971877"/>
-                    </a:xfrm>
-                    <a:prstGeom prst="rect"/>
-                  </pic:spPr>
-                </pic:pic>
-              </a:graphicData>
-            </a:graphic>
-          </wp:inline>
-        </w:drawing>
-      </w:r>
-    </w:p>
-    <w:p>
-      <w:pPr>
-        <w:pStyle w:val="Heading2"/>
-      </w:pPr>
-      <w:r>
-        <w:t>8. Process Tree &amp; Hierarchy Inspection</w:t>
-      </w:r>
-    </w:p>
-    <w:p>
-      <w:r>
-        <w:t>Description &amp; Aim: Inspected process hierarchy tree and process state tables.</w:t>
-      </w:r>
-    </w:p>
-    <w:p>
-      <w:r>
-        <w:t>Code / Command Screenshot:</w:t>
-      </w:r>
-    </w:p>
-    <w:p>
-      <w:r>
-        <w:drawing>
-          <wp:inline xmlns:a="http://schemas.openxmlformats.org/drawingml/2006/main" xmlns:pic="http://schemas.openxmlformats.org/drawingml/2006/picture">
-            <wp:extent cx="5486400" cy="971877"/>
-            <wp:docPr id="15" name="Picture 15"/>
-            <wp:cNvGraphicFramePr>
-              <a:graphicFrameLocks noChangeAspect="1"/>
-            </wp:cNvGraphicFramePr>
-            <a:graphic>
-              <a:graphicData uri="http://schemas.openxmlformats.org/drawingml/2006/picture">
-                <pic:pic>
-                  <pic:nvPicPr>
-                    <pic:cNvPr id="0" name="skill_8_code.png"/>
-                    <pic:cNvPicPr/>
-                  </pic:nvPicPr>
-                  <pic:blipFill>
-                    <a:blip r:embed="rId23"/>
-                    <a:stretch>
-                      <a:fillRect/>
-                    </a:stretch>
-                  </pic:blipFill>
-                  <pic:spPr>
-                    <a:xfrm>
-                      <a:off x="0" y="0"/>
-                      <a:ext cx="5486400" cy="971877"/>
-                    </a:xfrm>
-                    <a:prstGeom prst="rect"/>
-                  </pic:spPr>
-                </pic:pic>
-              </a:graphicData>
-            </a:graphic>
-          </wp:inline>
-        </w:drawing>
-      </w:r>
-    </w:p>
-    <w:p>
-      <w:r>
-        <w:t>Output Screenshot:</w:t>
-      </w:r>
-    </w:p>
-    <w:p>
-      <w:r>
-        <w:drawing>
-          <wp:inline xmlns:a="http://schemas.openxmlformats.org/drawingml/2006/main" xmlns:pic="http://schemas.openxmlformats.org/drawingml/2006/picture">
-            <wp:extent cx="5486400" cy="1144306"/>
-            <wp:docPr id="16" name="Picture 16"/>
-            <wp:cNvGraphicFramePr>
-              <a:graphicFrameLocks noChangeAspect="1"/>
-            </wp:cNvGraphicFramePr>
-            <a:graphic>
-              <a:graphicData uri="http://schemas.openxmlformats.org/drawingml/2006/picture">
-                <pic:pic>
-                  <pic:nvPicPr>
-                    <pic:cNvPr id="0" name="skill_8_output.png"/>
-                    <pic:cNvPicPr/>
-                  </pic:nvPicPr>
-                  <pic:blipFill>
-                    <a:blip r:embed="rId24"/>
-                    <a:stretch>
-                      <a:fillRect/>
-                    </a:stretch>
-                  </pic:blipFill>
-                  <pic:spPr>
-                    <a:xfrm>
-                      <a:off x="0" y="0"/>
-                      <a:ext cx="5486400" cy="1144306"/>
-                    </a:xfrm>
-                    <a:prstGeom prst="rect"/>
-                  </pic:spPr>
-                </pic:pic>
-              </a:graphicData>
-            </a:graphic>
-          </wp:inline>
-        </w:drawing>
-      </w:r>
-    </w:p>
-    <w:p>
-      <w:pPr>
-        <w:pStyle w:val="Heading2"/>
-      </w:pPr>
-      <w:r>
-        <w:t>9. System Call Tracing with strace</w:t>
-      </w:r>
-    </w:p>
-    <w:p>
-      <w:r>
-        <w:t>Description &amp; Aim: Traced system calls executed by C binaries via strace tool.</w:t>
-      </w:r>
-    </w:p>
-    <w:p>
-      <w:r>
-        <w:t>Code / Command Screenshot:</w:t>
-      </w:r>
-    </w:p>
-    <w:p>
-      <w:r>
-        <w:drawing>
-          <wp:inline xmlns:a="http://schemas.openxmlformats.org/drawingml/2006/main" xmlns:pic="http://schemas.openxmlformats.org/drawingml/2006/picture">
-            <wp:extent cx="5486400" cy="799447"/>
-            <wp:docPr id="17" name="Picture 17"/>
-            <wp:cNvGraphicFramePr>
-              <a:graphicFrameLocks noChangeAspect="1"/>
-            </wp:cNvGraphicFramePr>
-            <a:graphic>
-              <a:graphicData uri="http://schemas.openxmlformats.org/drawingml/2006/picture">
-                <pic:pic>
-                  <pic:nvPicPr>
-                    <pic:cNvPr id="0" name="skill_9_code.png"/>
-                    <pic:cNvPicPr/>
-                  </pic:nvPicPr>
-                  <pic:blipFill>
-                    <a:blip r:embed="rId25"/>
-                    <a:stretch>
-                      <a:fillRect/>
-                    </a:stretch>
-                  </pic:blipFill>
-                  <pic:spPr>
-                    <a:xfrm>
-                      <a:off x="0" y="0"/>
-                      <a:ext cx="5486400" cy="799447"/>
-                    </a:xfrm>
-                    <a:prstGeom prst="rect"/>
-                  </pic:spPr>
-                </pic:pic>
-              </a:graphicData>
-            </a:graphic>
-          </wp:inline>
-        </w:drawing>
-      </w:r>
-    </w:p>
-    <w:p>
-      <w:r>
-        <w:t>Output Screenshot:</w:t>
-      </w:r>
-    </w:p>
-    <w:p>
-      <w:r>
-        <w:drawing>
-          <wp:inline xmlns:a="http://schemas.openxmlformats.org/drawingml/2006/main" xmlns:pic="http://schemas.openxmlformats.org/drawingml/2006/picture">
-            <wp:extent cx="5486400" cy="1144306"/>
-            <wp:docPr id="18" name="Picture 18"/>
-            <wp:cNvGraphicFramePr>
-              <a:graphicFrameLocks noChangeAspect="1"/>
-            </wp:cNvGraphicFramePr>
-            <a:graphic>
-              <a:graphicData uri="http://schemas.openxmlformats.org/drawingml/2006/picture">
-                <pic:pic>
-                  <pic:nvPicPr>
-                    <pic:cNvPr id="0" name="skill_9_output.png"/>
-                    <pic:cNvPicPr/>
-                  </pic:nvPicPr>
-                  <pic:blipFill>
-                    <a:blip r:embed="rId26"/>
-                    <a:stretch>
-                      <a:fillRect/>
-                    </a:stretch>
-                  </pic:blipFill>
-                  <pic:spPr>
-                    <a:xfrm>
-                      <a:off x="0" y="0"/>
-                      <a:ext cx="5486400" cy="1144306"/>
-                    </a:xfrm>
-                    <a:prstGeom prst="rect"/>
-                  </pic:spPr>
-                </pic:pic>
-              </a:graphicData>
-            </a:graphic>
-          </wp:inline>
-        </w:drawing>
-      </w:r>
-    </w:p>
-    <w:p>
-      <w:pPr>
-        <w:pStyle w:val="Heading2"/>
-      </w:pPr>
-      <w:r>
-        <w:t>10. Mini Shell Implementation</w:t>
-      </w:r>
-    </w:p>
-    <w:p>
-      <w:r>
-        <w:t>Description &amp; Aim: Built functional mini-shell accepting user commands.</w:t>
-      </w:r>
-    </w:p>
-    <w:p>
-      <w:r>
-        <w:t>Code / Command Screenshot:</w:t>
-      </w:r>
-    </w:p>
-    <w:p>
-      <w:r>
-        <w:drawing>
-          <wp:inline xmlns:a="http://schemas.openxmlformats.org/drawingml/2006/main" xmlns:pic="http://schemas.openxmlformats.org/drawingml/2006/picture">
-            <wp:extent cx="5486400" cy="2523744"/>
-            <wp:docPr id="19" name="Picture 19"/>
-            <wp:cNvGraphicFramePr>
-              <a:graphicFrameLocks noChangeAspect="1"/>
-            </wp:cNvGraphicFramePr>
-            <a:graphic>
-              <a:graphicData uri="http://schemas.openxmlformats.org/drawingml/2006/picture">
-                <pic:pic>
-                  <pic:nvPicPr>
-                    <pic:cNvPr id="0" name="skill_10_code.png"/>
-                    <pic:cNvPicPr/>
-                  </pic:nvPicPr>
-                  <pic:blipFill>
-                    <a:blip r:embed="rId27"/>
-                    <a:stretch>
-                      <a:fillRect/>
-                    </a:stretch>
-                  </pic:blipFill>
-                  <pic:spPr>
-                    <a:xfrm>
-                      <a:off x="0" y="0"/>
-                      <a:ext cx="5486400" cy="2523744"/>
-                    </a:xfrm>
-                    <a:prstGeom prst="rect"/>
-                  </pic:spPr>
-                </pic:pic>
-              </a:graphicData>
-            </a:graphic>
-          </wp:inline>
-        </w:drawing>
-      </w:r>
-    </w:p>
-    <w:p>
-      <w:r>
-        <w:t>Output Screenshot:</w:t>
-      </w:r>
-    </w:p>
-    <w:p>
-      <w:r>
-        <w:drawing>
-          <wp:inline xmlns:a="http://schemas.openxmlformats.org/drawingml/2006/main" xmlns:pic="http://schemas.openxmlformats.org/drawingml/2006/picture">
-            <wp:extent cx="5486400" cy="971877"/>
-            <wp:docPr id="20" name="Picture 20"/>
-            <wp:cNvGraphicFramePr>
-              <a:graphicFrameLocks noChangeAspect="1"/>
-            </wp:cNvGraphicFramePr>
-            <a:graphic>
-              <a:graphicData uri="http://schemas.openxmlformats.org/drawingml/2006/picture">
-                <pic:pic>
-                  <pic:nvPicPr>
-                    <pic:cNvPr id="0" name="skill_10_output.png"/>
-                    <pic:cNvPicPr/>
-                  </pic:nvPicPr>
-                  <pic:blipFill>
-                    <a:blip r:embed="rId28"/>
-                    <a:stretch>
-                      <a:fillRect/>
-                    </a:stretch>
-                  </pic:blipFill>
-                  <pic:spPr>
-                    <a:xfrm>
-                      <a:off x="0" y="0"/>
-                      <a:ext cx="5486400" cy="971877"/>
-                    </a:xfrm>
-                    <a:prstGeom prst="rect"/>
-                  </pic:spPr>
-                </pic:pic>
-              </a:graphicData>
-            </a:graphic>
-          </wp:inline>
-        </w:drawing>
-      </w:r>
-    </w:p>
+    <w:p/>
     <w:sectPr>
       <w:pgSz w:w="12240" w:h="15840"/>
-      <w:pgMar w:top="1440" w:right="1800" w:bottom="1440" w:left="1800" w:header="720" w:footer="720" w:gutter="0"/>
+      <w:pgMar w:top="1440" w:right="1440" w:bottom="1440" w:left="1440" w:header="720" w:footer="720" w:gutter="0"/>
       <w:cols w:space="720"/>
       <w:docGrid w:linePitch="360"/>
     </w:sectPr>
